--- a/SpringBoot_JPA_ReactVite/Report.docx
+++ b/SpringBoot_JPA_ReactVite/Report.docx
@@ -11,6 +11,16 @@
       <w:r>
         <w:t xml:space="preserve">: </w:t>
       </w:r>
+      <w:hyperlink r:id="rId5" w:history="1">
+        <w:r>
+          <w:rPr>
+            <w:rStyle w:val="Hyperlink"/>
+          </w:rPr>
+          <w:t>https://github.com/LeTanPhong3003/22672071_LeTanPhong_WWWJava/tree/main/SpringBoot_JPA_ReactVite</w:t>
+        </w:r>
+      </w:hyperlink>
+    </w:p>
+    <w:p>
       <w:bookmarkStart w:id="0" w:name="_GoBack"/>
       <w:bookmarkEnd w:id="0"/>
     </w:p>
@@ -19,68 +29,14 @@
         <w:t>SQL:</w:t>
       </w:r>
       <w:r>
+        <w:rPr>
+          <w:noProof/>
+        </w:rPr>
         <w:drawing>
           <wp:inline distT="0" distB="0" distL="0" distR="0" wp14:anchorId="3C79204B" wp14:editId="09F77AEC">
             <wp:extent cx="5943600" cy="3343275"/>
             <wp:effectExtent l="0" t="0" r="0" b="9525"/>
             <wp:docPr id="1" name="Picture 1"/>
-            <wp:cNvGraphicFramePr>
-              <a:graphicFrameLocks xmlns:a="http://schemas.openxmlformats.org/drawingml/2006/main" noChangeAspect="1"/>
-            </wp:cNvGraphicFramePr>
-            <a:graphic xmlns:a="http://schemas.openxmlformats.org/drawingml/2006/main">
-              <a:graphicData uri="http://schemas.openxmlformats.org/drawingml/2006/picture">
-                <pic:pic xmlns:pic="http://schemas.openxmlformats.org/drawingml/2006/picture">
-                  <pic:nvPicPr>
-                    <pic:cNvPr id="1" name=""/>
-                    <pic:cNvPicPr/>
-                  </pic:nvPicPr>
-                  <pic:blipFill>
-                    <a:blip r:embed="rId5"/>
-                    <a:stretch>
-                      <a:fillRect/>
-                    </a:stretch>
-                  </pic:blipFill>
-                  <pic:spPr>
-                    <a:xfrm>
-                      <a:off x="0" y="0"/>
-                      <a:ext cx="5943600" cy="3343275"/>
-                    </a:xfrm>
-                    <a:prstGeom prst="rect">
-                      <a:avLst/>
-                    </a:prstGeom>
-                  </pic:spPr>
-                </pic:pic>
-              </a:graphicData>
-            </a:graphic>
-          </wp:inline>
-        </w:drawing>
-      </w:r>
-    </w:p>
-    <w:p>
-      <w:proofErr w:type="spellStart"/>
-      <w:r>
-        <w:t>Màn</w:t>
-      </w:r>
-      <w:proofErr w:type="spellEnd"/>
-      <w:r>
-        <w:t xml:space="preserve"> </w:t>
-      </w:r>
-      <w:proofErr w:type="spellStart"/>
-      <w:r>
-        <w:t>hình</w:t>
-      </w:r>
-      <w:proofErr w:type="spellEnd"/>
-      <w:r>
-        <w:t xml:space="preserve"> List:</w:t>
-      </w:r>
-    </w:p>
-    <w:p>
-      <w:r>
-        <w:drawing>
-          <wp:inline distT="0" distB="0" distL="0" distR="0" wp14:anchorId="484F690D" wp14:editId="47281229">
-            <wp:extent cx="5943600" cy="3343275"/>
-            <wp:effectExtent l="0" t="0" r="0" b="9525"/>
-            <wp:docPr id="6" name="Picture 6"/>
             <wp:cNvGraphicFramePr>
               <a:graphicFrameLocks xmlns:a="http://schemas.openxmlformats.org/drawingml/2006/main" noChangeAspect="1"/>
             </wp:cNvGraphicFramePr>
@@ -128,33 +84,20 @@
       </w:r>
       <w:proofErr w:type="spellEnd"/>
       <w:r>
-        <w:t xml:space="preserve"> chi </w:t>
-      </w:r>
-      <w:proofErr w:type="spellStart"/>
-      <w:r>
-        <w:t>tiết</w:t>
-      </w:r>
-      <w:proofErr w:type="spellEnd"/>
-      <w:r>
-        <w:t xml:space="preserve"> </w:t>
-      </w:r>
-      <w:proofErr w:type="spellStart"/>
-      <w:r>
-        <w:t>sách</w:t>
-      </w:r>
-      <w:proofErr w:type="spellEnd"/>
-      <w:r>
-        <w:t>:</w:t>
-      </w:r>
-    </w:p>
-    <w:p>
-      <w:r>
+        <w:t xml:space="preserve"> List:</w:t>
+      </w:r>
+    </w:p>
+    <w:p>
+      <w:r>
+        <w:rPr>
+          <w:noProof/>
+        </w:rPr>
         <w:lastRenderedPageBreak/>
         <w:drawing>
-          <wp:inline distT="0" distB="0" distL="0" distR="0" wp14:anchorId="49275F91" wp14:editId="3D7EA666">
+          <wp:inline distT="0" distB="0" distL="0" distR="0" wp14:anchorId="484F690D" wp14:editId="47281229">
             <wp:extent cx="5943600" cy="3343275"/>
             <wp:effectExtent l="0" t="0" r="0" b="9525"/>
-            <wp:docPr id="5" name="Picture 5"/>
+            <wp:docPr id="6" name="Picture 6"/>
             <wp:cNvGraphicFramePr>
               <a:graphicFrameLocks xmlns:a="http://schemas.openxmlformats.org/drawingml/2006/main" noChangeAspect="1"/>
             </wp:cNvGraphicFramePr>
@@ -202,18 +145,18 @@
       </w:r>
       <w:proofErr w:type="spellEnd"/>
       <w:r>
+        <w:t xml:space="preserve"> chi </w:t>
+      </w:r>
+      <w:proofErr w:type="spellStart"/>
+      <w:r>
+        <w:t>tiết</w:t>
+      </w:r>
+      <w:proofErr w:type="spellEnd"/>
+      <w:r>
         <w:t xml:space="preserve"> </w:t>
       </w:r>
       <w:proofErr w:type="spellStart"/>
       <w:r>
-        <w:t>thêm</w:t>
-      </w:r>
-      <w:proofErr w:type="spellEnd"/>
-      <w:r>
-        <w:t xml:space="preserve"> </w:t>
-      </w:r>
-      <w:proofErr w:type="spellStart"/>
-      <w:r>
         <w:t>sách</w:t>
       </w:r>
       <w:proofErr w:type="spellEnd"/>
@@ -223,11 +166,14 @@
     </w:p>
     <w:p>
       <w:r>
+        <w:rPr>
+          <w:noProof/>
+        </w:rPr>
         <w:drawing>
-          <wp:inline distT="0" distB="0" distL="0" distR="0" wp14:anchorId="0A01E01F" wp14:editId="626BDFB7">
+          <wp:inline distT="0" distB="0" distL="0" distR="0" wp14:anchorId="49275F91" wp14:editId="3D7EA666">
             <wp:extent cx="5943600" cy="3343275"/>
             <wp:effectExtent l="0" t="0" r="0" b="9525"/>
-            <wp:docPr id="3" name="Picture 3"/>
+            <wp:docPr id="5" name="Picture 5"/>
             <wp:cNvGraphicFramePr>
               <a:graphicFrameLocks xmlns:a="http://schemas.openxmlformats.org/drawingml/2006/main" noChangeAspect="1"/>
             </wp:cNvGraphicFramePr>
@@ -261,13 +207,50 @@
       </w:r>
     </w:p>
     <w:p>
-      <w:r>
+      <w:proofErr w:type="spellStart"/>
+      <w:r>
+        <w:t>Màn</w:t>
+      </w:r>
+      <w:proofErr w:type="spellEnd"/>
+      <w:r>
+        <w:t xml:space="preserve"> </w:t>
+      </w:r>
+      <w:proofErr w:type="spellStart"/>
+      <w:r>
+        <w:t>hình</w:t>
+      </w:r>
+      <w:proofErr w:type="spellEnd"/>
+      <w:r>
+        <w:t xml:space="preserve"> </w:t>
+      </w:r>
+      <w:proofErr w:type="spellStart"/>
+      <w:r>
+        <w:t>thêm</w:t>
+      </w:r>
+      <w:proofErr w:type="spellEnd"/>
+      <w:r>
+        <w:t xml:space="preserve"> </w:t>
+      </w:r>
+      <w:proofErr w:type="spellStart"/>
+      <w:r>
+        <w:t>sách</w:t>
+      </w:r>
+      <w:proofErr w:type="spellEnd"/>
+      <w:r>
+        <w:t>:</w:t>
+      </w:r>
+    </w:p>
+    <w:p>
+      <w:r>
+        <w:rPr>
+          <w:noProof/>
+        </w:rPr>
         <w:lastRenderedPageBreak/>
         <w:drawing>
-          <wp:inline distT="0" distB="0" distL="0" distR="0" wp14:anchorId="60C5A6D4" wp14:editId="50B25521">
+          <wp:inline distT="0" distB="0" distL="0" distR="0" wp14:anchorId="0A01E01F" wp14:editId="626BDFB7">
             <wp:extent cx="5943600" cy="3343275"/>
             <wp:effectExtent l="0" t="0" r="0" b="9525"/>
-            <wp:docPr id="7" name="Picture 7"/>
+            <wp:docPr id="3" name="Picture 3"/>
             <wp:cNvGraphicFramePr>
               <a:graphicFrameLocks xmlns:a="http://schemas.openxmlformats.org/drawingml/2006/main" noChangeAspect="1"/>
             </wp:cNvGraphicFramePr>
@@ -302,11 +285,14 @@
     </w:p>
     <w:p>
       <w:r>
+        <w:rPr>
+          <w:noProof/>
+        </w:rPr>
         <w:drawing>
-          <wp:inline distT="0" distB="0" distL="0" distR="0" wp14:anchorId="4686F7C2" wp14:editId="7D4BB809">
+          <wp:inline distT="0" distB="0" distL="0" distR="0" wp14:anchorId="60C5A6D4" wp14:editId="50B25521">
             <wp:extent cx="5943600" cy="3343275"/>
             <wp:effectExtent l="0" t="0" r="0" b="9525"/>
-            <wp:docPr id="8" name="Picture 8"/>
+            <wp:docPr id="7" name="Picture 7"/>
             <wp:cNvGraphicFramePr>
               <a:graphicFrameLocks xmlns:a="http://schemas.openxmlformats.org/drawingml/2006/main" noChangeAspect="1"/>
             </wp:cNvGraphicFramePr>
@@ -340,55 +326,16 @@
       </w:r>
     </w:p>
     <w:p>
-      <w:proofErr w:type="spellStart"/>
-      <w:r>
-        <w:t>Ảnh</w:t>
-      </w:r>
-      <w:proofErr w:type="spellEnd"/>
-      <w:r>
-        <w:t xml:space="preserve"> </w:t>
-      </w:r>
-      <w:proofErr w:type="spellStart"/>
-      <w:r>
-        <w:t>được</w:t>
-      </w:r>
-      <w:proofErr w:type="spellEnd"/>
-      <w:r>
-        <w:t xml:space="preserve"> </w:t>
-      </w:r>
-      <w:proofErr w:type="spellStart"/>
-      <w:r>
-        <w:t>lưu</w:t>
-      </w:r>
-      <w:proofErr w:type="spellEnd"/>
-      <w:r>
-        <w:t xml:space="preserve"> </w:t>
-      </w:r>
-      <w:proofErr w:type="spellStart"/>
-      <w:r>
-        <w:t>vào</w:t>
-      </w:r>
-      <w:proofErr w:type="spellEnd"/>
-      <w:r>
-        <w:t xml:space="preserve"> folder upload </w:t>
-      </w:r>
-      <w:proofErr w:type="spellStart"/>
-      <w:r>
-        <w:t>trong</w:t>
-      </w:r>
-      <w:proofErr w:type="spellEnd"/>
-      <w:r>
-        <w:t xml:space="preserve"> backend:</w:t>
-      </w:r>
-    </w:p>
-    <w:p>
-      <w:r>
+      <w:r>
+        <w:rPr>
+          <w:noProof/>
+        </w:rPr>
         <w:lastRenderedPageBreak/>
         <w:drawing>
-          <wp:inline distT="0" distB="0" distL="0" distR="0" wp14:anchorId="439B51EF" wp14:editId="6EB9CBA2">
+          <wp:inline distT="0" distB="0" distL="0" distR="0" wp14:anchorId="4686F7C2" wp14:editId="7D4BB809">
             <wp:extent cx="5943600" cy="3343275"/>
             <wp:effectExtent l="0" t="0" r="0" b="9525"/>
-            <wp:docPr id="9" name="Picture 9"/>
+            <wp:docPr id="8" name="Picture 8"/>
             <wp:cNvGraphicFramePr>
               <a:graphicFrameLocks xmlns:a="http://schemas.openxmlformats.org/drawingml/2006/main" noChangeAspect="1"/>
             </wp:cNvGraphicFramePr>
@@ -424,7 +371,7 @@
     <w:p>
       <w:proofErr w:type="spellStart"/>
       <w:r>
-        <w:t>Màn</w:t>
+        <w:t>Ảnh</w:t>
       </w:r>
       <w:proofErr w:type="spellEnd"/>
       <w:r>
@@ -432,7 +379,7 @@
       </w:r>
       <w:proofErr w:type="spellStart"/>
       <w:r>
-        <w:t>hình</w:t>
+        <w:t>được</w:t>
       </w:r>
       <w:proofErr w:type="spellEnd"/>
       <w:r>
@@ -440,7 +387,7 @@
       </w:r>
       <w:proofErr w:type="spellStart"/>
       <w:r>
-        <w:t>sửa</w:t>
+        <w:t>lưu</w:t>
       </w:r>
       <w:proofErr w:type="spellEnd"/>
       <w:r>
@@ -448,20 +395,31 @@
       </w:r>
       <w:proofErr w:type="spellStart"/>
       <w:r>
-        <w:t>sách</w:t>
-      </w:r>
-      <w:proofErr w:type="spellEnd"/>
-      <w:r>
-        <w:t>:</w:t>
-      </w:r>
-    </w:p>
-    <w:p>
-      <w:r>
+        <w:t>vào</w:t>
+      </w:r>
+      <w:proofErr w:type="spellEnd"/>
+      <w:r>
+        <w:t xml:space="preserve"> folder upload </w:t>
+      </w:r>
+      <w:proofErr w:type="spellStart"/>
+      <w:r>
+        <w:t>trong</w:t>
+      </w:r>
+      <w:proofErr w:type="spellEnd"/>
+      <w:r>
+        <w:t xml:space="preserve"> backend:</w:t>
+      </w:r>
+    </w:p>
+    <w:p>
+      <w:r>
+        <w:rPr>
+          <w:noProof/>
+        </w:rPr>
         <w:drawing>
-          <wp:inline distT="0" distB="0" distL="0" distR="0" wp14:anchorId="13AEAEE3" wp14:editId="262F654A">
+          <wp:inline distT="0" distB="0" distL="0" distR="0" wp14:anchorId="439B51EF" wp14:editId="6EB9CBA2">
             <wp:extent cx="5943600" cy="3343275"/>
             <wp:effectExtent l="0" t="0" r="0" b="9525"/>
-            <wp:docPr id="4" name="Picture 4"/>
+            <wp:docPr id="9" name="Picture 9"/>
             <wp:cNvGraphicFramePr>
               <a:graphicFrameLocks xmlns:a="http://schemas.openxmlformats.org/drawingml/2006/main" noChangeAspect="1"/>
             </wp:cNvGraphicFramePr>
@@ -497,7 +455,7 @@
     <w:p>
       <w:proofErr w:type="spellStart"/>
       <w:r>
-        <w:t>Xóa</w:t>
+        <w:t>Màn</w:t>
       </w:r>
       <w:proofErr w:type="spellEnd"/>
       <w:r>
@@ -505,6 +463,22 @@
       </w:r>
       <w:proofErr w:type="spellStart"/>
       <w:r>
+        <w:t>hình</w:t>
+      </w:r>
+      <w:proofErr w:type="spellEnd"/>
+      <w:r>
+        <w:t xml:space="preserve"> </w:t>
+      </w:r>
+      <w:proofErr w:type="spellStart"/>
+      <w:r>
+        <w:t>sửa</w:t>
+      </w:r>
+      <w:proofErr w:type="spellEnd"/>
+      <w:r>
+        <w:t xml:space="preserve"> </w:t>
+      </w:r>
+      <w:proofErr w:type="spellStart"/>
+      <w:r>
         <w:t>sách</w:t>
       </w:r>
       <w:proofErr w:type="spellEnd"/>
@@ -514,12 +488,15 @@
     </w:p>
     <w:p>
       <w:r>
+        <w:rPr>
+          <w:noProof/>
+        </w:rPr>
         <w:lastRenderedPageBreak/>
         <w:drawing>
-          <wp:inline distT="0" distB="0" distL="0" distR="0" wp14:anchorId="4BB8A3BC" wp14:editId="09B3A43D">
+          <wp:inline distT="0" distB="0" distL="0" distR="0" wp14:anchorId="13AEAEE3" wp14:editId="262F654A">
             <wp:extent cx="5943600" cy="3343275"/>
             <wp:effectExtent l="0" t="0" r="0" b="9525"/>
-            <wp:docPr id="10" name="Picture 10"/>
+            <wp:docPr id="4" name="Picture 4"/>
             <wp:cNvGraphicFramePr>
               <a:graphicFrameLocks xmlns:a="http://schemas.openxmlformats.org/drawingml/2006/main" noChangeAspect="1"/>
             </wp:cNvGraphicFramePr>
@@ -553,12 +530,33 @@
       </w:r>
     </w:p>
     <w:p>
-      <w:r>
+      <w:proofErr w:type="spellStart"/>
+      <w:r>
+        <w:t>Xóa</w:t>
+      </w:r>
+      <w:proofErr w:type="spellEnd"/>
+      <w:r>
+        <w:t xml:space="preserve"> </w:t>
+      </w:r>
+      <w:proofErr w:type="spellStart"/>
+      <w:r>
+        <w:t>sách</w:t>
+      </w:r>
+      <w:proofErr w:type="spellEnd"/>
+      <w:r>
+        <w:t>:</w:t>
+      </w:r>
+    </w:p>
+    <w:p>
+      <w:r>
+        <w:rPr>
+          <w:noProof/>
+        </w:rPr>
         <w:drawing>
-          <wp:inline distT="0" distB="0" distL="0" distR="0" wp14:anchorId="7212FC66" wp14:editId="0FEC21F3">
+          <wp:inline distT="0" distB="0" distL="0" distR="0" wp14:anchorId="4BB8A3BC" wp14:editId="09B3A43D">
             <wp:extent cx="5943600" cy="3343275"/>
             <wp:effectExtent l="0" t="0" r="0" b="9525"/>
-            <wp:docPr id="11" name="Picture 11"/>
+            <wp:docPr id="10" name="Picture 10"/>
             <wp:cNvGraphicFramePr>
               <a:graphicFrameLocks xmlns:a="http://schemas.openxmlformats.org/drawingml/2006/main" noChangeAspect="1"/>
             </wp:cNvGraphicFramePr>
@@ -593,7 +591,52 @@
     </w:p>
     <w:p>
       <w:r>
+        <w:rPr>
+          <w:noProof/>
+        </w:rPr>
         <w:lastRenderedPageBreak/>
+        <w:drawing>
+          <wp:inline distT="0" distB="0" distL="0" distR="0" wp14:anchorId="7212FC66" wp14:editId="0FEC21F3">
+            <wp:extent cx="5943600" cy="3343275"/>
+            <wp:effectExtent l="0" t="0" r="0" b="9525"/>
+            <wp:docPr id="11" name="Picture 11"/>
+            <wp:cNvGraphicFramePr>
+              <a:graphicFrameLocks xmlns:a="http://schemas.openxmlformats.org/drawingml/2006/main" noChangeAspect="1"/>
+            </wp:cNvGraphicFramePr>
+            <a:graphic xmlns:a="http://schemas.openxmlformats.org/drawingml/2006/main">
+              <a:graphicData uri="http://schemas.openxmlformats.org/drawingml/2006/picture">
+                <pic:pic xmlns:pic="http://schemas.openxmlformats.org/drawingml/2006/picture">
+                  <pic:nvPicPr>
+                    <pic:cNvPr id="1" name=""/>
+                    <pic:cNvPicPr/>
+                  </pic:nvPicPr>
+                  <pic:blipFill>
+                    <a:blip r:embed="rId15"/>
+                    <a:stretch>
+                      <a:fillRect/>
+                    </a:stretch>
+                  </pic:blipFill>
+                  <pic:spPr>
+                    <a:xfrm>
+                      <a:off x="0" y="0"/>
+                      <a:ext cx="5943600" cy="3343275"/>
+                    </a:xfrm>
+                    <a:prstGeom prst="rect">
+                      <a:avLst/>
+                    </a:prstGeom>
+                  </pic:spPr>
+                </pic:pic>
+              </a:graphicData>
+            </a:graphic>
+          </wp:inline>
+        </w:drawing>
+      </w:r>
+    </w:p>
+    <w:p>
+      <w:r>
+        <w:rPr>
+          <w:noProof/>
+        </w:rPr>
         <w:drawing>
           <wp:inline distT="0" distB="0" distL="0" distR="0" wp14:anchorId="07706200" wp14:editId="7D5256D5">
             <wp:extent cx="5943600" cy="3343275"/>
@@ -610,7 +653,7 @@
                     <pic:cNvPicPr/>
                   </pic:nvPicPr>
                   <pic:blipFill>
-                    <a:blip r:embed="rId15"/>
+                    <a:blip r:embed="rId16"/>
                     <a:stretch>
                       <a:fillRect/>
                     </a:stretch>
@@ -1062,6 +1105,17 @@
     <w:semiHidden/>
     <w:unhideWhenUsed/>
   </w:style>
+  <w:style w:type="character" w:styleId="Hyperlink">
+    <w:name w:val="Hyperlink"/>
+    <w:basedOn w:val="DefaultParagraphFont"/>
+    <w:uiPriority w:val="99"/>
+    <w:unhideWhenUsed/>
+    <w:rsid w:val="001446D9"/>
+    <w:rPr>
+      <w:color w:val="0563C1" w:themeColor="hyperlink"/>
+      <w:u w:val="single"/>
+    </w:rPr>
+  </w:style>
 </w:styles>
 </file>
 
@@ -1331,7 +1385,7 @@
 </file>
 
 <file path=customXml/itemProps1.xml><?xml version="1.0" encoding="utf-8"?>
-<ds:datastoreItem xmlns:ds="http://schemas.openxmlformats.org/officeDocument/2006/customXml" ds:itemID="{607ABD52-3183-4A51-B6E4-EFA136ECF1A0}">
+<ds:datastoreItem xmlns:ds="http://schemas.openxmlformats.org/officeDocument/2006/customXml" ds:itemID="{D220B9DE-0E8A-402A-B88B-4D227A10AD42}">
   <ds:schemaRefs>
     <ds:schemaRef ds:uri="http://schemas.openxmlformats.org/officeDocument/2006/bibliography"/>
   </ds:schemaRefs>
